--- a/doc/IEEE User's Manual.docx
+++ b/doc/IEEE User's Manual.docx
@@ -331,7 +331,7 @@
     <w:p/>
     <w:tbl>
       <w:tblPr>
-        <w:tblW w:w="0" w:type="auto"/>
+        <w:tblW w:w="9576" w:type="dxa"/>
         <w:tblBorders>
           <w:top w:val="single" w:sz="12" w:space="0" w:color="auto"/>
           <w:left w:val="single" w:sz="12" w:space="0" w:color="auto"/>
@@ -459,6 +459,50 @@
           </w:p>
         </w:tc>
       </w:tr>
+      <w:tr>
+        <w:tc>
+          <w:tcPr>
+            <w:tcW w:w="2538" w:type="dxa"/>
+          </w:tcPr>
+          <w:p>
+            <w:pPr>
+              <w:jc w:val="center"/>
+            </w:pPr>
+            <w:r>
+              <w:t>Version 1.2</w:t>
+            </w:r>
+          </w:p>
+        </w:tc>
+        <w:tc>
+          <w:tcPr>
+            <w:tcW w:w="2430" w:type="dxa"/>
+          </w:tcPr>
+          <w:p>
+            <w:r>
+              <w:t>March 4</w:t>
+            </w:r>
+            <w:r>
+              <w:rPr>
+                <w:vertAlign w:val="superscript"/>
+              </w:rPr>
+              <w:t>th</w:t>
+            </w:r>
+            <w:r>
+              <w:t>, 2026</w:t>
+            </w:r>
+          </w:p>
+        </w:tc>
+        <w:tc>
+          <w:tcPr>
+            <w:tcW w:w="4608" w:type="dxa"/>
+          </w:tcPr>
+          <w:p>
+            <w:r>
+              <w:t>Revised software commands section</w:t>
+            </w:r>
+          </w:p>
+        </w:tc>
+      </w:tr>
     </w:tbl>
     <w:p>
       <w:pPr>
@@ -2128,6 +2172,9 @@
       <w:r>
         <w:t>The system supports ANSI-compliant SQL commands for data retrieval. Administrative or system-level commands are restricted to authorized personnel. Users are advised to avoid long-running or resource-intensive queries during scheduled data load windows.</w:t>
       </w:r>
+      <w:r>
+        <w:t xml:space="preserve"> Doing so may cause the system to miss scheduled data insertion windows.</w:t>
+      </w:r>
     </w:p>
     <w:p/>
     <w:p>
@@ -2197,11 +2244,11 @@
     <w:p/>
     <w:p>
       <w:r>
-        <w:t xml:space="preserve">[An index provides an effective way for users to access documented information.  It is important to remember that for an index to be useful it should contain words that users are most likely to look up and should list all topics in the users documentation.  Pay </w:t>
+        <w:t xml:space="preserve">[An index provides an effective way for users to access documented information.  It is important to remember that for an index to be useful it should contain words that users </w:t>
       </w:r>
       <w:r>
         <w:lastRenderedPageBreak/>
-        <w:t xml:space="preserve">special attention to the granularity and presentation of the index topics.  Place minor key words under major one, for example instead of using </w:t>
+        <w:t xml:space="preserve">are most likely to look up and should list all topics in the users documentation.  Pay special attention to the granularity and presentation of the index topics.  Place minor key words under major one, for example instead of using </w:t>
       </w:r>
       <w:r>
         <w:rPr>

--- a/doc/IEEE User's Manual.docx
+++ b/doc/IEEE User's Manual.docx
@@ -153,7 +153,13 @@
         <w:rPr>
           <w:sz w:val="28"/>
         </w:rPr>
-        <w:t>1.0</w:t>
+        <w:t>1.</w:t>
+      </w:r>
+      <w:r>
+        <w:rPr>
+          <w:sz w:val="28"/>
+        </w:rPr>
+        <w:t>3</w:t>
       </w:r>
     </w:p>
     <w:p>
@@ -503,6 +509,122 @@
           </w:p>
         </w:tc>
       </w:tr>
+      <w:tr>
+        <w:tc>
+          <w:tcPr>
+            <w:tcW w:w="2538" w:type="dxa"/>
+          </w:tcPr>
+          <w:p>
+            <w:pPr>
+              <w:jc w:val="center"/>
+            </w:pPr>
+            <w:r>
+              <w:t>Version 1.3</w:t>
+            </w:r>
+          </w:p>
+        </w:tc>
+        <w:tc>
+          <w:tcPr>
+            <w:tcW w:w="2430" w:type="dxa"/>
+          </w:tcPr>
+          <w:p>
+            <w:r>
+              <w:t>March 18</w:t>
+            </w:r>
+            <w:r>
+              <w:rPr>
+                <w:vertAlign w:val="superscript"/>
+              </w:rPr>
+              <w:t>th</w:t>
+            </w:r>
+            <w:r>
+              <w:t>, 2026</w:t>
+            </w:r>
+          </w:p>
+        </w:tc>
+        <w:tc>
+          <w:tcPr>
+            <w:tcW w:w="4608" w:type="dxa"/>
+          </w:tcPr>
+          <w:p>
+            <w:r>
+              <w:t>Updated concept of operations section</w:t>
+            </w:r>
+          </w:p>
+        </w:tc>
+      </w:tr>
+      <w:tr>
+        <w:tc>
+          <w:tcPr>
+            <w:tcW w:w="2538" w:type="dxa"/>
+          </w:tcPr>
+          <w:p>
+            <w:pPr>
+              <w:jc w:val="center"/>
+            </w:pPr>
+          </w:p>
+        </w:tc>
+        <w:tc>
+          <w:tcPr>
+            <w:tcW w:w="2430" w:type="dxa"/>
+          </w:tcPr>
+          <w:p/>
+        </w:tc>
+        <w:tc>
+          <w:tcPr>
+            <w:tcW w:w="4608" w:type="dxa"/>
+          </w:tcPr>
+          <w:p/>
+        </w:tc>
+      </w:tr>
+      <w:tr>
+        <w:tc>
+          <w:tcPr>
+            <w:tcW w:w="2538" w:type="dxa"/>
+          </w:tcPr>
+          <w:p>
+            <w:pPr>
+              <w:jc w:val="center"/>
+            </w:pPr>
+          </w:p>
+        </w:tc>
+        <w:tc>
+          <w:tcPr>
+            <w:tcW w:w="2430" w:type="dxa"/>
+          </w:tcPr>
+          <w:p/>
+        </w:tc>
+        <w:tc>
+          <w:tcPr>
+            <w:tcW w:w="4608" w:type="dxa"/>
+          </w:tcPr>
+          <w:p/>
+        </w:tc>
+      </w:tr>
+      <w:tr>
+        <w:tc>
+          <w:tcPr>
+            <w:tcW w:w="2538" w:type="dxa"/>
+          </w:tcPr>
+          <w:p>
+            <w:pPr>
+              <w:jc w:val="center"/>
+            </w:pPr>
+          </w:p>
+        </w:tc>
+        <w:tc>
+          <w:tcPr>
+            <w:tcW w:w="2430" w:type="dxa"/>
+          </w:tcPr>
+          <w:p/>
+        </w:tc>
+        <w:tc>
+          <w:tcPr>
+            <w:tcW w:w="4608" w:type="dxa"/>
+          </w:tcPr>
+          <w:p/>
+        </w:tc>
+      </w:tr>
     </w:tbl>
     <w:p>
       <w:pPr>
@@ -531,10 +653,14 @@
           <w:tab w:val="right" w:leader="dot" w:pos="8630"/>
         </w:tabs>
         <w:rPr>
+          <w:rFonts w:asciiTheme="minorHAnsi" w:eastAsiaTheme="minorEastAsia" w:hAnsiTheme="minorHAnsi" w:cstheme="minorBidi"/>
           <w:b w:val="0"/>
           <w:bCs w:val="0"/>
           <w:caps w:val="0"/>
           <w:noProof/>
+          <w:kern w:val="2"/>
+          <w:lang w:val="en-CA" w:eastAsia="en-CA"/>
+          <w14:ligatures w14:val="standardContextual"/>
         </w:rPr>
       </w:pPr>
       <w:r>
@@ -556,21 +682,24 @@
         </w:rPr>
         <w:fldChar w:fldCharType="separate"/>
       </w:r>
-      <w:hyperlink w:anchor="_Toc86481040" w:history="1">
+      <w:hyperlink w:anchor="_Toc224726879" w:history="1">
         <w:r>
           <w:rPr>
             <w:rStyle w:val="Hyperlink"/>
             <w:noProof/>
-            <w:szCs w:val="28"/>
           </w:rPr>
           <w:t>1.</w:t>
         </w:r>
         <w:r>
           <w:rPr>
+            <w:rFonts w:asciiTheme="minorHAnsi" w:eastAsiaTheme="minorEastAsia" w:hAnsiTheme="minorHAnsi" w:cstheme="minorBidi"/>
             <w:b w:val="0"/>
             <w:bCs w:val="0"/>
             <w:caps w:val="0"/>
             <w:noProof/>
+            <w:kern w:val="2"/>
+            <w:lang w:val="en-CA" w:eastAsia="en-CA"/>
+            <w14:ligatures w14:val="standardContextual"/>
           </w:rPr>
           <w:tab/>
         </w:r>
@@ -578,7 +707,6 @@
           <w:rPr>
             <w:rStyle w:val="Hyperlink"/>
             <w:noProof/>
-            <w:szCs w:val="28"/>
           </w:rPr>
           <w:t>INTRODUCTION</w:t>
         </w:r>
@@ -601,7 +729,7 @@
             <w:noProof/>
             <w:webHidden/>
           </w:rPr>
-          <w:instrText xml:space="preserve"> PAGEREF _Toc86481040 \h </w:instrText>
+          <w:instrText xml:space="preserve"> PAGEREF _Toc224726879 \h </w:instrText>
         </w:r>
         <w:r>
           <w:rPr>
@@ -640,11 +768,15 @@
           <w:tab w:val="right" w:leader="dot" w:pos="8630"/>
         </w:tabs>
         <w:rPr>
+          <w:rFonts w:asciiTheme="minorHAnsi" w:eastAsiaTheme="minorEastAsia" w:hAnsiTheme="minorHAnsi" w:cstheme="minorBidi"/>
           <w:smallCaps w:val="0"/>
           <w:noProof/>
-        </w:rPr>
-      </w:pPr>
-      <w:hyperlink w:anchor="_Toc86481041" w:history="1">
+          <w:kern w:val="2"/>
+          <w:lang w:val="en-CA" w:eastAsia="en-CA"/>
+          <w14:ligatures w14:val="standardContextual"/>
+        </w:rPr>
+      </w:pPr>
+      <w:hyperlink w:anchor="_Toc224726880" w:history="1">
         <w:r>
           <w:rPr>
             <w:rStyle w:val="Hyperlink"/>
@@ -654,8 +786,12 @@
         </w:r>
         <w:r>
           <w:rPr>
+            <w:rFonts w:asciiTheme="minorHAnsi" w:eastAsiaTheme="minorEastAsia" w:hAnsiTheme="minorHAnsi" w:cstheme="minorBidi"/>
             <w:smallCaps w:val="0"/>
             <w:noProof/>
+            <w:kern w:val="2"/>
+            <w:lang w:val="en-CA" w:eastAsia="en-CA"/>
+            <w14:ligatures w14:val="standardContextual"/>
           </w:rPr>
           <w:tab/>
         </w:r>
@@ -685,7 +821,7 @@
             <w:noProof/>
             <w:webHidden/>
           </w:rPr>
-          <w:instrText xml:space="preserve"> PAGEREF _Toc86481041 \h </w:instrText>
+          <w:instrText xml:space="preserve"> PAGEREF _Toc224726880 \h </w:instrText>
         </w:r>
         <w:r>
           <w:rPr>
@@ -724,11 +860,15 @@
           <w:tab w:val="right" w:leader="dot" w:pos="8630"/>
         </w:tabs>
         <w:rPr>
+          <w:rFonts w:asciiTheme="minorHAnsi" w:eastAsiaTheme="minorEastAsia" w:hAnsiTheme="minorHAnsi" w:cstheme="minorBidi"/>
           <w:smallCaps w:val="0"/>
           <w:noProof/>
-        </w:rPr>
-      </w:pPr>
-      <w:hyperlink w:anchor="_Toc86481042" w:history="1">
+          <w:kern w:val="2"/>
+          <w:lang w:val="en-CA" w:eastAsia="en-CA"/>
+          <w14:ligatures w14:val="standardContextual"/>
+        </w:rPr>
+      </w:pPr>
+      <w:hyperlink w:anchor="_Toc224726881" w:history="1">
         <w:r>
           <w:rPr>
             <w:rStyle w:val="Hyperlink"/>
@@ -738,8 +878,12 @@
         </w:r>
         <w:r>
           <w:rPr>
+            <w:rFonts w:asciiTheme="minorHAnsi" w:eastAsiaTheme="minorEastAsia" w:hAnsiTheme="minorHAnsi" w:cstheme="minorBidi"/>
             <w:smallCaps w:val="0"/>
             <w:noProof/>
+            <w:kern w:val="2"/>
+            <w:lang w:val="en-CA" w:eastAsia="en-CA"/>
+            <w14:ligatures w14:val="standardContextual"/>
           </w:rPr>
           <w:tab/>
         </w:r>
@@ -769,7 +913,7 @@
             <w:noProof/>
             <w:webHidden/>
           </w:rPr>
-          <w:instrText xml:space="preserve"> PAGEREF _Toc86481042 \h </w:instrText>
+          <w:instrText xml:space="preserve"> PAGEREF _Toc224726881 \h </w:instrText>
         </w:r>
         <w:r>
           <w:rPr>
@@ -808,12 +952,16 @@
           <w:tab w:val="right" w:leader="dot" w:pos="8630"/>
         </w:tabs>
         <w:rPr>
+          <w:rFonts w:asciiTheme="minorHAnsi" w:eastAsiaTheme="minorEastAsia" w:hAnsiTheme="minorHAnsi" w:cstheme="minorBidi"/>
           <w:i w:val="0"/>
           <w:iCs w:val="0"/>
           <w:noProof/>
-        </w:rPr>
-      </w:pPr>
-      <w:hyperlink w:anchor="_Toc86481043" w:history="1">
+          <w:kern w:val="2"/>
+          <w:lang w:val="en-CA" w:eastAsia="en-CA"/>
+          <w14:ligatures w14:val="standardContextual"/>
+        </w:rPr>
+      </w:pPr>
+      <w:hyperlink w:anchor="_Toc224726882" w:history="1">
         <w:r>
           <w:rPr>
             <w:rStyle w:val="Hyperlink"/>
@@ -823,9 +971,13 @@
         </w:r>
         <w:r>
           <w:rPr>
+            <w:rFonts w:asciiTheme="minorHAnsi" w:eastAsiaTheme="minorEastAsia" w:hAnsiTheme="minorHAnsi" w:cstheme="minorBidi"/>
             <w:i w:val="0"/>
             <w:iCs w:val="0"/>
             <w:noProof/>
+            <w:kern w:val="2"/>
+            <w:lang w:val="en-CA" w:eastAsia="en-CA"/>
+            <w14:ligatures w14:val="standardContextual"/>
           </w:rPr>
           <w:tab/>
         </w:r>
@@ -855,7 +1007,7 @@
             <w:noProof/>
             <w:webHidden/>
           </w:rPr>
-          <w:instrText xml:space="preserve"> PAGEREF _Toc86481043 \h </w:instrText>
+          <w:instrText xml:space="preserve"> PAGEREF _Toc224726882 \h </w:instrText>
         </w:r>
         <w:r>
           <w:rPr>
@@ -894,12 +1046,16 @@
           <w:tab w:val="right" w:leader="dot" w:pos="8630"/>
         </w:tabs>
         <w:rPr>
+          <w:rFonts w:asciiTheme="minorHAnsi" w:eastAsiaTheme="minorEastAsia" w:hAnsiTheme="minorHAnsi" w:cstheme="minorBidi"/>
           <w:i w:val="0"/>
           <w:iCs w:val="0"/>
           <w:noProof/>
-        </w:rPr>
-      </w:pPr>
-      <w:hyperlink w:anchor="_Toc86481044" w:history="1">
+          <w:kern w:val="2"/>
+          <w:lang w:val="en-CA" w:eastAsia="en-CA"/>
+          <w14:ligatures w14:val="standardContextual"/>
+        </w:rPr>
+      </w:pPr>
+      <w:hyperlink w:anchor="_Toc224726883" w:history="1">
         <w:r>
           <w:rPr>
             <w:rStyle w:val="Hyperlink"/>
@@ -909,9 +1065,13 @@
         </w:r>
         <w:r>
           <w:rPr>
+            <w:rFonts w:asciiTheme="minorHAnsi" w:eastAsiaTheme="minorEastAsia" w:hAnsiTheme="minorHAnsi" w:cstheme="minorBidi"/>
             <w:i w:val="0"/>
             <w:iCs w:val="0"/>
             <w:noProof/>
+            <w:kern w:val="2"/>
+            <w:lang w:val="en-CA" w:eastAsia="en-CA"/>
+            <w14:ligatures w14:val="standardContextual"/>
           </w:rPr>
           <w:tab/>
         </w:r>
@@ -941,7 +1101,7 @@
             <w:noProof/>
             <w:webHidden/>
           </w:rPr>
-          <w:instrText xml:space="preserve"> PAGEREF _Toc86481044 \h </w:instrText>
+          <w:instrText xml:space="preserve"> PAGEREF _Toc224726883 \h </w:instrText>
         </w:r>
         <w:r>
           <w:rPr>
@@ -980,11 +1140,15 @@
           <w:tab w:val="right" w:leader="dot" w:pos="8630"/>
         </w:tabs>
         <w:rPr>
+          <w:rFonts w:asciiTheme="minorHAnsi" w:eastAsiaTheme="minorEastAsia" w:hAnsiTheme="minorHAnsi" w:cstheme="minorBidi"/>
           <w:smallCaps w:val="0"/>
           <w:noProof/>
-        </w:rPr>
-      </w:pPr>
-      <w:hyperlink w:anchor="_Toc86481045" w:history="1">
+          <w:kern w:val="2"/>
+          <w:lang w:val="en-CA" w:eastAsia="en-CA"/>
+          <w14:ligatures w14:val="standardContextual"/>
+        </w:rPr>
+      </w:pPr>
+      <w:hyperlink w:anchor="_Toc224726884" w:history="1">
         <w:r>
           <w:rPr>
             <w:rStyle w:val="Hyperlink"/>
@@ -994,8 +1158,12 @@
         </w:r>
         <w:r>
           <w:rPr>
+            <w:rFonts w:asciiTheme="minorHAnsi" w:eastAsiaTheme="minorEastAsia" w:hAnsiTheme="minorHAnsi" w:cstheme="minorBidi"/>
             <w:smallCaps w:val="0"/>
             <w:noProof/>
+            <w:kern w:val="2"/>
+            <w:lang w:val="en-CA" w:eastAsia="en-CA"/>
+            <w14:ligatures w14:val="standardContextual"/>
           </w:rPr>
           <w:tab/>
         </w:r>
@@ -1025,7 +1193,7 @@
             <w:noProof/>
             <w:webHidden/>
           </w:rPr>
-          <w:instrText xml:space="preserve"> PAGEREF _Toc86481045 \h </w:instrText>
+          <w:instrText xml:space="preserve"> PAGEREF _Toc224726884 \h </w:instrText>
         </w:r>
         <w:r>
           <w:rPr>
@@ -1045,7 +1213,7 @@
             <w:noProof/>
             <w:webHidden/>
           </w:rPr>
-          <w:t>1</w:t>
+          <w:t>2</w:t>
         </w:r>
         <w:r>
           <w:rPr>
@@ -1064,27 +1232,34 @@
           <w:tab w:val="right" w:leader="dot" w:pos="8630"/>
         </w:tabs>
         <w:rPr>
+          <w:rFonts w:asciiTheme="minorHAnsi" w:eastAsiaTheme="minorEastAsia" w:hAnsiTheme="minorHAnsi" w:cstheme="minorBidi"/>
           <w:b w:val="0"/>
           <w:bCs w:val="0"/>
           <w:caps w:val="0"/>
           <w:noProof/>
-        </w:rPr>
-      </w:pPr>
-      <w:hyperlink w:anchor="_Toc86481046" w:history="1">
+          <w:kern w:val="2"/>
+          <w:lang w:val="en-CA" w:eastAsia="en-CA"/>
+          <w14:ligatures w14:val="standardContextual"/>
+        </w:rPr>
+      </w:pPr>
+      <w:hyperlink w:anchor="_Toc224726885" w:history="1">
         <w:r>
           <w:rPr>
             <w:rStyle w:val="Hyperlink"/>
             <w:noProof/>
-            <w:szCs w:val="28"/>
           </w:rPr>
           <w:t>2.</w:t>
         </w:r>
         <w:r>
           <w:rPr>
+            <w:rFonts w:asciiTheme="minorHAnsi" w:eastAsiaTheme="minorEastAsia" w:hAnsiTheme="minorHAnsi" w:cstheme="minorBidi"/>
             <w:b w:val="0"/>
             <w:bCs w:val="0"/>
             <w:caps w:val="0"/>
             <w:noProof/>
+            <w:kern w:val="2"/>
+            <w:lang w:val="en-CA" w:eastAsia="en-CA"/>
+            <w14:ligatures w14:val="standardContextual"/>
           </w:rPr>
           <w:tab/>
         </w:r>
@@ -1092,7 +1267,6 @@
           <w:rPr>
             <w:rStyle w:val="Hyperlink"/>
             <w:noProof/>
-            <w:szCs w:val="28"/>
           </w:rPr>
           <w:t>Concept of Operations</w:t>
         </w:r>
@@ -1115,7 +1289,193 @@
             <w:noProof/>
             <w:webHidden/>
           </w:rPr>
-          <w:instrText xml:space="preserve"> PAGEREF _Toc86481046 \h </w:instrText>
+          <w:instrText xml:space="preserve"> PAGEREF _Toc224726885 \h </w:instrText>
+        </w:r>
+        <w:r>
+          <w:rPr>
+            <w:noProof/>
+            <w:webHidden/>
+          </w:rPr>
+        </w:r>
+        <w:r>
+          <w:rPr>
+            <w:noProof/>
+            <w:webHidden/>
+          </w:rPr>
+          <w:fldChar w:fldCharType="separate"/>
+        </w:r>
+        <w:r>
+          <w:rPr>
+            <w:noProof/>
+            <w:webHidden/>
+          </w:rPr>
+          <w:t>2</w:t>
+        </w:r>
+        <w:r>
+          <w:rPr>
+            <w:noProof/>
+            <w:webHidden/>
+          </w:rPr>
+          <w:fldChar w:fldCharType="end"/>
+        </w:r>
+      </w:hyperlink>
+    </w:p>
+    <w:p>
+      <w:pPr>
+        <w:pStyle w:val="TOC2"/>
+        <w:tabs>
+          <w:tab w:val="left" w:pos="960"/>
+          <w:tab w:val="right" w:leader="dot" w:pos="8630"/>
+        </w:tabs>
+        <w:rPr>
+          <w:rFonts w:asciiTheme="minorHAnsi" w:eastAsiaTheme="minorEastAsia" w:hAnsiTheme="minorHAnsi" w:cstheme="minorBidi"/>
+          <w:smallCaps w:val="0"/>
+          <w:noProof/>
+          <w:kern w:val="2"/>
+          <w:lang w:val="en-CA" w:eastAsia="en-CA"/>
+          <w14:ligatures w14:val="standardContextual"/>
+        </w:rPr>
+      </w:pPr>
+      <w:hyperlink w:anchor="_Toc224726886" w:history="1">
+        <w:r>
+          <w:rPr>
+            <w:rStyle w:val="Hyperlink"/>
+            <w:noProof/>
+          </w:rPr>
+          <w:t>2.1</w:t>
+        </w:r>
+        <w:r>
+          <w:rPr>
+            <w:rFonts w:asciiTheme="minorHAnsi" w:eastAsiaTheme="minorEastAsia" w:hAnsiTheme="minorHAnsi" w:cstheme="minorBidi"/>
+            <w:smallCaps w:val="0"/>
+            <w:noProof/>
+            <w:kern w:val="2"/>
+            <w:lang w:val="en-CA" w:eastAsia="en-CA"/>
+            <w14:ligatures w14:val="standardContextual"/>
+          </w:rPr>
+          <w:tab/>
+        </w:r>
+        <w:r>
+          <w:rPr>
+            <w:rStyle w:val="Hyperlink"/>
+            <w:noProof/>
+          </w:rPr>
+          <w:t>Operational Workflow</w:t>
+        </w:r>
+        <w:r>
+          <w:rPr>
+            <w:noProof/>
+            <w:webHidden/>
+          </w:rPr>
+          <w:tab/>
+        </w:r>
+        <w:r>
+          <w:rPr>
+            <w:noProof/>
+            <w:webHidden/>
+          </w:rPr>
+          <w:fldChar w:fldCharType="begin"/>
+        </w:r>
+        <w:r>
+          <w:rPr>
+            <w:noProof/>
+            <w:webHidden/>
+          </w:rPr>
+          <w:instrText xml:space="preserve"> PAGEREF _Toc224726886 \h </w:instrText>
+        </w:r>
+        <w:r>
+          <w:rPr>
+            <w:noProof/>
+            <w:webHidden/>
+          </w:rPr>
+        </w:r>
+        <w:r>
+          <w:rPr>
+            <w:noProof/>
+            <w:webHidden/>
+          </w:rPr>
+          <w:fldChar w:fldCharType="separate"/>
+        </w:r>
+        <w:r>
+          <w:rPr>
+            <w:noProof/>
+            <w:webHidden/>
+          </w:rPr>
+          <w:t>2</w:t>
+        </w:r>
+        <w:r>
+          <w:rPr>
+            <w:noProof/>
+            <w:webHidden/>
+          </w:rPr>
+          <w:fldChar w:fldCharType="end"/>
+        </w:r>
+      </w:hyperlink>
+    </w:p>
+    <w:p>
+      <w:pPr>
+        <w:pStyle w:val="TOC2"/>
+        <w:tabs>
+          <w:tab w:val="left" w:pos="960"/>
+          <w:tab w:val="right" w:leader="dot" w:pos="8630"/>
+        </w:tabs>
+        <w:rPr>
+          <w:rFonts w:asciiTheme="minorHAnsi" w:eastAsiaTheme="minorEastAsia" w:hAnsiTheme="minorHAnsi" w:cstheme="minorBidi"/>
+          <w:smallCaps w:val="0"/>
+          <w:noProof/>
+          <w:kern w:val="2"/>
+          <w:lang w:val="en-CA" w:eastAsia="en-CA"/>
+          <w14:ligatures w14:val="standardContextual"/>
+        </w:rPr>
+      </w:pPr>
+      <w:hyperlink w:anchor="_Toc224726887" w:history="1">
+        <w:r>
+          <w:rPr>
+            <w:rStyle w:val="Hyperlink"/>
+            <w:noProof/>
+            <w:lang w:val="en-CA"/>
+          </w:rPr>
+          <w:t>2.2</w:t>
+        </w:r>
+        <w:r>
+          <w:rPr>
+            <w:rFonts w:asciiTheme="minorHAnsi" w:eastAsiaTheme="minorEastAsia" w:hAnsiTheme="minorHAnsi" w:cstheme="minorBidi"/>
+            <w:smallCaps w:val="0"/>
+            <w:noProof/>
+            <w:kern w:val="2"/>
+            <w:lang w:val="en-CA" w:eastAsia="en-CA"/>
+            <w14:ligatures w14:val="standardContextual"/>
+          </w:rPr>
+          <w:tab/>
+        </w:r>
+        <w:r>
+          <w:rPr>
+            <w:rStyle w:val="Hyperlink"/>
+            <w:noProof/>
+            <w:lang w:val="en-CA"/>
+          </w:rPr>
+          <w:t>User Interaction</w:t>
+        </w:r>
+        <w:r>
+          <w:rPr>
+            <w:noProof/>
+            <w:webHidden/>
+          </w:rPr>
+          <w:tab/>
+        </w:r>
+        <w:r>
+          <w:rPr>
+            <w:noProof/>
+            <w:webHidden/>
+          </w:rPr>
+          <w:fldChar w:fldCharType="begin"/>
+        </w:r>
+        <w:r>
+          <w:rPr>
+            <w:noProof/>
+            <w:webHidden/>
+          </w:rPr>
+          <w:instrText xml:space="preserve"> PAGEREF _Toc224726887 \h </w:instrText>
         </w:r>
         <w:r>
           <w:rPr>
@@ -1154,27 +1514,34 @@
           <w:tab w:val="right" w:leader="dot" w:pos="8630"/>
         </w:tabs>
         <w:rPr>
+          <w:rFonts w:asciiTheme="minorHAnsi" w:eastAsiaTheme="minorEastAsia" w:hAnsiTheme="minorHAnsi" w:cstheme="minorBidi"/>
           <w:b w:val="0"/>
           <w:bCs w:val="0"/>
           <w:caps w:val="0"/>
           <w:noProof/>
-        </w:rPr>
-      </w:pPr>
-      <w:hyperlink w:anchor="_Toc86481047" w:history="1">
+          <w:kern w:val="2"/>
+          <w:lang w:val="en-CA" w:eastAsia="en-CA"/>
+          <w14:ligatures w14:val="standardContextual"/>
+        </w:rPr>
+      </w:pPr>
+      <w:hyperlink w:anchor="_Toc224726888" w:history="1">
         <w:r>
           <w:rPr>
             <w:rStyle w:val="Hyperlink"/>
             <w:noProof/>
-            <w:szCs w:val="28"/>
           </w:rPr>
           <w:t>3.</w:t>
         </w:r>
         <w:r>
           <w:rPr>
+            <w:rFonts w:asciiTheme="minorHAnsi" w:eastAsiaTheme="minorEastAsia" w:hAnsiTheme="minorHAnsi" w:cstheme="minorBidi"/>
             <w:b w:val="0"/>
             <w:bCs w:val="0"/>
             <w:caps w:val="0"/>
             <w:noProof/>
+            <w:kern w:val="2"/>
+            <w:lang w:val="en-CA" w:eastAsia="en-CA"/>
+            <w14:ligatures w14:val="standardContextual"/>
           </w:rPr>
           <w:tab/>
         </w:r>
@@ -1182,7 +1549,6 @@
           <w:rPr>
             <w:rStyle w:val="Hyperlink"/>
             <w:noProof/>
-            <w:szCs w:val="28"/>
           </w:rPr>
           <w:t>General Use</w:t>
         </w:r>
@@ -1205,7 +1571,7 @@
             <w:noProof/>
             <w:webHidden/>
           </w:rPr>
-          <w:instrText xml:space="preserve"> PAGEREF _Toc86481047 \h </w:instrText>
+          <w:instrText xml:space="preserve"> PAGEREF _Toc224726888 \h </w:instrText>
         </w:r>
         <w:r>
           <w:rPr>
@@ -1225,7 +1591,7 @@
             <w:noProof/>
             <w:webHidden/>
           </w:rPr>
-          <w:t>2</w:t>
+          <w:t>3</w:t>
         </w:r>
         <w:r>
           <w:rPr>
@@ -1244,27 +1610,34 @@
           <w:tab w:val="right" w:leader="dot" w:pos="8630"/>
         </w:tabs>
         <w:rPr>
+          <w:rFonts w:asciiTheme="minorHAnsi" w:eastAsiaTheme="minorEastAsia" w:hAnsiTheme="minorHAnsi" w:cstheme="minorBidi"/>
           <w:b w:val="0"/>
           <w:bCs w:val="0"/>
           <w:caps w:val="0"/>
           <w:noProof/>
-        </w:rPr>
-      </w:pPr>
-      <w:hyperlink w:anchor="_Toc86481048" w:history="1">
+          <w:kern w:val="2"/>
+          <w:lang w:val="en-CA" w:eastAsia="en-CA"/>
+          <w14:ligatures w14:val="standardContextual"/>
+        </w:rPr>
+      </w:pPr>
+      <w:hyperlink w:anchor="_Toc224726889" w:history="1">
         <w:r>
           <w:rPr>
             <w:rStyle w:val="Hyperlink"/>
             <w:noProof/>
-            <w:szCs w:val="28"/>
           </w:rPr>
           <w:t>4.</w:t>
         </w:r>
         <w:r>
           <w:rPr>
+            <w:rFonts w:asciiTheme="minorHAnsi" w:eastAsiaTheme="minorEastAsia" w:hAnsiTheme="minorHAnsi" w:cstheme="minorBidi"/>
             <w:b w:val="0"/>
             <w:bCs w:val="0"/>
             <w:caps w:val="0"/>
             <w:noProof/>
+            <w:kern w:val="2"/>
+            <w:lang w:val="en-CA" w:eastAsia="en-CA"/>
+            <w14:ligatures w14:val="standardContextual"/>
           </w:rPr>
           <w:tab/>
         </w:r>
@@ -1272,7 +1645,6 @@
           <w:rPr>
             <w:rStyle w:val="Hyperlink"/>
             <w:noProof/>
-            <w:szCs w:val="28"/>
           </w:rPr>
           <w:t>Procedures and Tutorials</w:t>
         </w:r>
@@ -1295,7 +1667,7 @@
             <w:noProof/>
             <w:webHidden/>
           </w:rPr>
-          <w:instrText xml:space="preserve"> PAGEREF _Toc86481048 \h </w:instrText>
+          <w:instrText xml:space="preserve"> PAGEREF _Toc224726889 \h </w:instrText>
         </w:r>
         <w:r>
           <w:rPr>
@@ -1315,7 +1687,7 @@
             <w:noProof/>
             <w:webHidden/>
           </w:rPr>
-          <w:t>2</w:t>
+          <w:t>3</w:t>
         </w:r>
         <w:r>
           <w:rPr>
@@ -1334,27 +1706,34 @@
           <w:tab w:val="right" w:leader="dot" w:pos="8630"/>
         </w:tabs>
         <w:rPr>
+          <w:rFonts w:asciiTheme="minorHAnsi" w:eastAsiaTheme="minorEastAsia" w:hAnsiTheme="minorHAnsi" w:cstheme="minorBidi"/>
           <w:b w:val="0"/>
           <w:bCs w:val="0"/>
           <w:caps w:val="0"/>
           <w:noProof/>
-        </w:rPr>
-      </w:pPr>
-      <w:hyperlink w:anchor="_Toc86481049" w:history="1">
+          <w:kern w:val="2"/>
+          <w:lang w:val="en-CA" w:eastAsia="en-CA"/>
+          <w14:ligatures w14:val="standardContextual"/>
+        </w:rPr>
+      </w:pPr>
+      <w:hyperlink w:anchor="_Toc224726890" w:history="1">
         <w:r>
           <w:rPr>
             <w:rStyle w:val="Hyperlink"/>
             <w:noProof/>
-            <w:szCs w:val="28"/>
           </w:rPr>
           <w:t>5.</w:t>
         </w:r>
         <w:r>
           <w:rPr>
+            <w:rFonts w:asciiTheme="minorHAnsi" w:eastAsiaTheme="minorEastAsia" w:hAnsiTheme="minorHAnsi" w:cstheme="minorBidi"/>
             <w:b w:val="0"/>
             <w:bCs w:val="0"/>
             <w:caps w:val="0"/>
             <w:noProof/>
+            <w:kern w:val="2"/>
+            <w:lang w:val="en-CA" w:eastAsia="en-CA"/>
+            <w14:ligatures w14:val="standardContextual"/>
           </w:rPr>
           <w:tab/>
         </w:r>
@@ -1362,7 +1741,6 @@
           <w:rPr>
             <w:rStyle w:val="Hyperlink"/>
             <w:noProof/>
-            <w:szCs w:val="28"/>
           </w:rPr>
           <w:t>Software Commands</w:t>
         </w:r>
@@ -1385,7 +1763,7 @@
             <w:noProof/>
             <w:webHidden/>
           </w:rPr>
-          <w:instrText xml:space="preserve"> PAGEREF _Toc86481049 \h </w:instrText>
+          <w:instrText xml:space="preserve"> PAGEREF _Toc224726890 \h </w:instrText>
         </w:r>
         <w:r>
           <w:rPr>
@@ -1405,7 +1783,7 @@
             <w:noProof/>
             <w:webHidden/>
           </w:rPr>
-          <w:t>3</w:t>
+          <w:t>5</w:t>
         </w:r>
         <w:r>
           <w:rPr>
@@ -1424,27 +1802,34 @@
           <w:tab w:val="right" w:leader="dot" w:pos="8630"/>
         </w:tabs>
         <w:rPr>
+          <w:rFonts w:asciiTheme="minorHAnsi" w:eastAsiaTheme="minorEastAsia" w:hAnsiTheme="minorHAnsi" w:cstheme="minorBidi"/>
           <w:b w:val="0"/>
           <w:bCs w:val="0"/>
           <w:caps w:val="0"/>
           <w:noProof/>
-        </w:rPr>
-      </w:pPr>
-      <w:hyperlink w:anchor="_Toc86481050" w:history="1">
+          <w:kern w:val="2"/>
+          <w:lang w:val="en-CA" w:eastAsia="en-CA"/>
+          <w14:ligatures w14:val="standardContextual"/>
+        </w:rPr>
+      </w:pPr>
+      <w:hyperlink w:anchor="_Toc224726891" w:history="1">
         <w:r>
           <w:rPr>
             <w:rStyle w:val="Hyperlink"/>
             <w:noProof/>
-            <w:szCs w:val="28"/>
           </w:rPr>
           <w:t>6.</w:t>
         </w:r>
         <w:r>
           <w:rPr>
+            <w:rFonts w:asciiTheme="minorHAnsi" w:eastAsiaTheme="minorEastAsia" w:hAnsiTheme="minorHAnsi" w:cstheme="minorBidi"/>
             <w:b w:val="0"/>
             <w:bCs w:val="0"/>
             <w:caps w:val="0"/>
             <w:noProof/>
+            <w:kern w:val="2"/>
+            <w:lang w:val="en-CA" w:eastAsia="en-CA"/>
+            <w14:ligatures w14:val="standardContextual"/>
           </w:rPr>
           <w:tab/>
         </w:r>
@@ -1452,7 +1837,6 @@
           <w:rPr>
             <w:rStyle w:val="Hyperlink"/>
             <w:noProof/>
-            <w:szCs w:val="28"/>
           </w:rPr>
           <w:t>Navigational Features</w:t>
         </w:r>
@@ -1475,7 +1859,7 @@
             <w:noProof/>
             <w:webHidden/>
           </w:rPr>
-          <w:instrText xml:space="preserve"> PAGEREF _Toc86481050 \h </w:instrText>
+          <w:instrText xml:space="preserve"> PAGEREF _Toc224726891 \h </w:instrText>
         </w:r>
         <w:r>
           <w:rPr>
@@ -1495,7 +1879,7 @@
             <w:noProof/>
             <w:webHidden/>
           </w:rPr>
-          <w:t>3</w:t>
+          <w:t>5</w:t>
         </w:r>
         <w:r>
           <w:rPr>
@@ -1514,27 +1898,34 @@
           <w:tab w:val="right" w:leader="dot" w:pos="8630"/>
         </w:tabs>
         <w:rPr>
+          <w:rFonts w:asciiTheme="minorHAnsi" w:eastAsiaTheme="minorEastAsia" w:hAnsiTheme="minorHAnsi" w:cstheme="minorBidi"/>
           <w:b w:val="0"/>
           <w:bCs w:val="0"/>
           <w:caps w:val="0"/>
           <w:noProof/>
-        </w:rPr>
-      </w:pPr>
-      <w:hyperlink w:anchor="_Toc86481051" w:history="1">
+          <w:kern w:val="2"/>
+          <w:lang w:val="en-CA" w:eastAsia="en-CA"/>
+          <w14:ligatures w14:val="standardContextual"/>
+        </w:rPr>
+      </w:pPr>
+      <w:hyperlink w:anchor="_Toc224726892" w:history="1">
         <w:r>
           <w:rPr>
             <w:rStyle w:val="Hyperlink"/>
             <w:noProof/>
-            <w:szCs w:val="28"/>
           </w:rPr>
           <w:t>7.</w:t>
         </w:r>
         <w:r>
           <w:rPr>
+            <w:rFonts w:asciiTheme="minorHAnsi" w:eastAsiaTheme="minorEastAsia" w:hAnsiTheme="minorHAnsi" w:cstheme="minorBidi"/>
             <w:b w:val="0"/>
             <w:bCs w:val="0"/>
             <w:caps w:val="0"/>
             <w:noProof/>
+            <w:kern w:val="2"/>
+            <w:lang w:val="en-CA" w:eastAsia="en-CA"/>
+            <w14:ligatures w14:val="standardContextual"/>
           </w:rPr>
           <w:tab/>
         </w:r>
@@ -1542,7 +1933,6 @@
           <w:rPr>
             <w:rStyle w:val="Hyperlink"/>
             <w:noProof/>
-            <w:szCs w:val="28"/>
           </w:rPr>
           <w:t>Error Messages and Problem Resolution</w:t>
         </w:r>
@@ -1565,7 +1955,7 @@
             <w:noProof/>
             <w:webHidden/>
           </w:rPr>
-          <w:instrText xml:space="preserve"> PAGEREF _Toc86481051 \h </w:instrText>
+          <w:instrText xml:space="preserve"> PAGEREF _Toc224726892 \h </w:instrText>
         </w:r>
         <w:r>
           <w:rPr>
@@ -1585,7 +1975,7 @@
             <w:noProof/>
             <w:webHidden/>
           </w:rPr>
-          <w:t>3</w:t>
+          <w:t>5</w:t>
         </w:r>
         <w:r>
           <w:rPr>
@@ -1634,7 +2024,7 @@
       <w:bookmarkStart w:id="6" w:name="_Toc329577241"/>
       <w:bookmarkStart w:id="7" w:name="_Toc340182576"/>
       <w:bookmarkStart w:id="8" w:name="_Toc340284252"/>
-      <w:bookmarkStart w:id="9" w:name="_Toc86481040"/>
+      <w:bookmarkStart w:id="9" w:name="_Toc224726879"/>
       <w:r>
         <w:lastRenderedPageBreak/>
         <w:t>INTRODUCTION</w:t>
@@ -1682,7 +2072,7 @@
       <w:pPr>
         <w:pStyle w:val="Heading2"/>
       </w:pPr>
-      <w:bookmarkStart w:id="10" w:name="_Toc86481041"/>
+      <w:bookmarkStart w:id="10" w:name="_Toc224726880"/>
       <w:r>
         <w:t>Document Use</w:t>
       </w:r>
@@ -1704,7 +2094,7 @@
       <w:pPr>
         <w:pStyle w:val="Heading2"/>
       </w:pPr>
-      <w:bookmarkStart w:id="11" w:name="_Toc86481042"/>
+      <w:bookmarkStart w:id="11" w:name="_Toc224726881"/>
       <w:r>
         <w:t>Definitions and Acronyms</w:t>
       </w:r>
@@ -1729,7 +2119,7 @@
       <w:bookmarkStart w:id="18" w:name="_Toc329577244"/>
       <w:bookmarkStart w:id="19" w:name="_Toc340182579"/>
       <w:bookmarkStart w:id="20" w:name="_Toc340284255"/>
-      <w:bookmarkStart w:id="21" w:name="_Toc86481043"/>
+      <w:bookmarkStart w:id="21" w:name="_Toc224726882"/>
       <w:r>
         <w:t>Key Acronyms</w:t>
       </w:r>
@@ -1871,7 +2261,7 @@
       <w:bookmarkStart w:id="28" w:name="_Toc329577245"/>
       <w:bookmarkStart w:id="29" w:name="_Toc340182580"/>
       <w:bookmarkStart w:id="30" w:name="_Toc340284256"/>
-      <w:bookmarkStart w:id="31" w:name="_Toc86481044"/>
+      <w:bookmarkStart w:id="31" w:name="_Toc224726883"/>
       <w:r>
         <w:t xml:space="preserve">Key </w:t>
       </w:r>
@@ -1998,7 +2388,7 @@
       <w:bookmarkStart w:id="38" w:name="_Toc329577243"/>
       <w:bookmarkStart w:id="39" w:name="_Toc340182578"/>
       <w:bookmarkStart w:id="40" w:name="_Toc340284254"/>
-      <w:bookmarkStart w:id="41" w:name="_Toc86481045"/>
+      <w:bookmarkStart w:id="41" w:name="_Toc224726884"/>
       <w:r>
         <w:t>References</w:t>
       </w:r>
@@ -2039,18 +2429,13 @@
       <w:pPr>
         <w:pStyle w:val="Heading1"/>
       </w:pPr>
-      <w:bookmarkStart w:id="49" w:name="_Toc86481046"/>
+      <w:bookmarkStart w:id="49" w:name="_Toc224726885"/>
       <w:r>
         <w:t>Concept of Operations</w:t>
       </w:r>
       <w:bookmarkEnd w:id="49"/>
     </w:p>
     <w:p>
-      <w:pPr>
-        <w:rPr>
-          <w:sz w:val="28"/>
-        </w:rPr>
-      </w:pPr>
       <w:r>
         <w:t>The Data Warehousing Project functions as a centralized data repository that aggregates financial time-series data from upstream collection systems. Data is ingested on a scheduled basis, validated for quality, transformed into standardized schemas, and stored for downstream analytics and machine learning applications.</w:t>
       </w:r>
@@ -2064,7 +2449,187 @@
     </w:p>
     <w:p/>
     <w:p>
-      <w:r>
+      <w:pPr>
+        <w:pStyle w:val="Heading2"/>
+      </w:pPr>
+      <w:bookmarkStart w:id="50" w:name="_Toc224726886"/>
+      <w:r>
+        <w:t>Operational Workflow</w:t>
+      </w:r>
+      <w:bookmarkEnd w:id="50"/>
+    </w:p>
+    <w:p>
+      <w:pPr>
+        <w:rPr>
+          <w:lang w:val="en-CA"/>
+        </w:rPr>
+      </w:pPr>
+      <w:r>
+        <w:rPr>
+          <w:lang w:val="en-CA"/>
+        </w:rPr>
+        <w:t>The system follows a structured pipeline to ensure data is ready for the machine learning models:</w:t>
+      </w:r>
+    </w:p>
+    <w:p>
+      <w:pPr>
+        <w:numPr>
+          <w:ilvl w:val="0"/>
+          <w:numId w:val="10"/>
+        </w:numPr>
+        <w:rPr>
+          <w:lang w:val="en-CA"/>
+        </w:rPr>
+      </w:pPr>
+      <w:r>
+        <w:rPr>
+          <w:b/>
+          <w:bCs/>
+          <w:lang w:val="en-CA"/>
+        </w:rPr>
+        <w:t>Data Ingestion:</w:t>
+      </w:r>
+      <w:r>
+        <w:rPr>
+          <w:lang w:val="en-CA"/>
+        </w:rPr>
+        <w:t xml:space="preserve"> Data is ingested from upstream sources on a strictly scheduled basis.</w:t>
+      </w:r>
+    </w:p>
+    <w:p>
+      <w:pPr>
+        <w:numPr>
+          <w:ilvl w:val="0"/>
+          <w:numId w:val="10"/>
+        </w:numPr>
+        <w:rPr>
+          <w:lang w:val="en-CA"/>
+        </w:rPr>
+      </w:pPr>
+      <w:r>
+        <w:rPr>
+          <w:b/>
+          <w:bCs/>
+          <w:lang w:val="en-CA"/>
+        </w:rPr>
+        <w:t>Quality Assurance:</w:t>
+      </w:r>
+      <w:r>
+        <w:rPr>
+          <w:lang w:val="en-CA"/>
+        </w:rPr>
+        <w:t xml:space="preserve"> Once ingested, data is validated for quality and transformed into standardized schemas.</w:t>
+      </w:r>
+    </w:p>
+    <w:p>
+      <w:pPr>
+        <w:numPr>
+          <w:ilvl w:val="0"/>
+          <w:numId w:val="10"/>
+        </w:numPr>
+        <w:rPr>
+          <w:lang w:val="en-CA"/>
+        </w:rPr>
+      </w:pPr>
+      <w:r>
+        <w:rPr>
+          <w:b/>
+          <w:bCs/>
+          <w:lang w:val="en-CA"/>
+        </w:rPr>
+        <w:t>Automated Management:</w:t>
+      </w:r>
+      <w:r>
+        <w:rPr>
+          <w:lang w:val="en-CA"/>
+        </w:rPr>
+        <w:t xml:space="preserve"> Automated pipelines manage the heavy lifting of ingestion and transformation.</w:t>
+      </w:r>
+    </w:p>
+    <w:p>
+      <w:pPr>
+        <w:numPr>
+          <w:ilvl w:val="0"/>
+          <w:numId w:val="10"/>
+        </w:numPr>
+        <w:rPr>
+          <w:lang w:val="en-CA"/>
+        </w:rPr>
+      </w:pPr>
+      <w:r>
+        <w:rPr>
+          <w:b/>
+          <w:bCs/>
+          <w:lang w:val="en-CA"/>
+        </w:rPr>
+        <w:t>Downstream Consumption:</w:t>
+      </w:r>
+      <w:r>
+        <w:rPr>
+          <w:lang w:val="en-CA"/>
+        </w:rPr>
+        <w:t xml:space="preserve"> The end goal is the storage of data for downstream analytics and machine learning applications.</w:t>
+      </w:r>
+    </w:p>
+    <w:p>
+      <w:pPr>
+        <w:rPr>
+          <w:b/>
+          <w:bCs/>
+          <w:lang w:val="en-CA"/>
+        </w:rPr>
+      </w:pPr>
+    </w:p>
+    <w:p>
+      <w:pPr>
+        <w:pStyle w:val="Heading2"/>
+        <w:rPr>
+          <w:lang w:val="en-CA"/>
+        </w:rPr>
+      </w:pPr>
+      <w:bookmarkStart w:id="51" w:name="_Toc224726887"/>
+      <w:r>
+        <w:rPr>
+          <w:lang w:val="en-CA"/>
+        </w:rPr>
+        <w:t>User Interaction</w:t>
+      </w:r>
+      <w:bookmarkEnd w:id="51"/>
+    </w:p>
+    <w:p>
+      <w:pPr>
+        <w:rPr>
+          <w:lang w:val="en-CA"/>
+        </w:rPr>
+      </w:pPr>
+      <w:r>
+        <w:t xml:space="preserve">Users primarily interact with the system as consumers of </w:t>
+      </w:r>
+      <w:r>
+        <w:t>c</w:t>
+      </w:r>
+      <w:r>
+        <w:t xml:space="preserve">urated </w:t>
+      </w:r>
+      <w:r>
+        <w:t>d</w:t>
+      </w:r>
+      <w:r>
+        <w:t>atasets. The system is not designed with a focus on "user experience" because its primary role is serving as a data intermediary. Consequently, user documentation focuses on technical access rather than a traditional graphical interface.</w:t>
+      </w:r>
+    </w:p>
+    <w:p/>
+    <w:p>
+      <w:pPr>
+        <w:rPr>
+          <w:sz w:val="28"/>
+        </w:rPr>
+      </w:pPr>
+    </w:p>
+    <w:p/>
+    <w:p>
+      <w:r>
+        <w:lastRenderedPageBreak/>
         <w:t>[This section should provide an overview of the software to include its intended use.  Descriptions of any relevant business processes or workflow activities should be included.  Any items required in support of the understanding of the software product should be included. This may require a description of theory, method, or algorithm critical to the effective use and understanding of the product.]</w:t>
       </w:r>
     </w:p>
@@ -2072,11 +2637,11 @@
       <w:pPr>
         <w:pStyle w:val="Heading1"/>
       </w:pPr>
-      <w:bookmarkStart w:id="50" w:name="_Toc86481047"/>
+      <w:bookmarkStart w:id="52" w:name="_Toc224726888"/>
       <w:r>
         <w:t>General Use</w:t>
       </w:r>
-      <w:bookmarkEnd w:id="50"/>
+      <w:bookmarkEnd w:id="52"/>
     </w:p>
     <w:p>
       <w:r>
@@ -2100,12 +2665,11 @@
       <w:pPr>
         <w:pStyle w:val="Heading1"/>
       </w:pPr>
-      <w:bookmarkStart w:id="51" w:name="_Toc86481048"/>
-      <w:r>
-        <w:lastRenderedPageBreak/>
+      <w:bookmarkStart w:id="53" w:name="_Toc224726889"/>
+      <w:r>
         <w:t>Procedures and Tutorials</w:t>
       </w:r>
-      <w:bookmarkEnd w:id="51"/>
+      <w:bookmarkEnd w:id="53"/>
       <w:r>
         <w:t xml:space="preserve"> </w:t>
       </w:r>
@@ -2161,12 +2725,12 @@
       <w:r>
         <w:br w:type="page"/>
       </w:r>
-      <w:bookmarkStart w:id="52" w:name="_Toc86481049"/>
+      <w:bookmarkStart w:id="54" w:name="_Toc224726890"/>
       <w:r>
         <w:lastRenderedPageBreak/>
         <w:t>Software Commands</w:t>
       </w:r>
-      <w:bookmarkEnd w:id="52"/>
+      <w:bookmarkEnd w:id="54"/>
     </w:p>
     <w:p>
       <w:r>
@@ -2186,11 +2750,11 @@
       <w:pPr>
         <w:pStyle w:val="Heading1"/>
       </w:pPr>
-      <w:bookmarkStart w:id="53" w:name="_Toc86481050"/>
+      <w:bookmarkStart w:id="55" w:name="_Toc224726891"/>
       <w:r>
         <w:t>Navigational Features</w:t>
       </w:r>
-      <w:bookmarkEnd w:id="53"/>
+      <w:bookmarkEnd w:id="55"/>
     </w:p>
     <w:p>
       <w:r>
@@ -2207,11 +2771,11 @@
       <w:pPr>
         <w:pStyle w:val="Heading1"/>
       </w:pPr>
-      <w:bookmarkStart w:id="54" w:name="_Toc86481051"/>
+      <w:bookmarkStart w:id="56" w:name="_Toc224726892"/>
       <w:r>
         <w:t>Error Messages and Problem Resolution</w:t>
       </w:r>
-      <w:bookmarkEnd w:id="54"/>
+      <w:bookmarkEnd w:id="56"/>
     </w:p>
     <w:p>
       <w:r>
@@ -3153,6 +3717,155 @@
     </w:lvl>
   </w:abstractNum>
   <w:abstractNum w:abstractNumId="6" w15:restartNumberingAfterBreak="0">
+    <w:nsid w:val="594E43ED"/>
+    <w:multiLevelType w:val="multilevel"/>
+    <w:tmpl w:val="498CFBBE"/>
+    <w:lvl w:ilvl="0">
+      <w:start w:val="1"/>
+      <w:numFmt w:val="bullet"/>
+      <w:lvlText w:val=""/>
+      <w:lvlJc w:val="left"/>
+      <w:pPr>
+        <w:tabs>
+          <w:tab w:val="num" w:pos="720"/>
+        </w:tabs>
+        <w:ind w:left="720" w:hanging="360"/>
+      </w:pPr>
+      <w:rPr>
+        <w:rFonts w:ascii="Symbol" w:hAnsi="Symbol" w:hint="default"/>
+        <w:sz w:val="20"/>
+      </w:rPr>
+    </w:lvl>
+    <w:lvl w:ilvl="1" w:tentative="1">
+      <w:start w:val="1"/>
+      <w:numFmt w:val="bullet"/>
+      <w:lvlText w:val="o"/>
+      <w:lvlJc w:val="left"/>
+      <w:pPr>
+        <w:tabs>
+          <w:tab w:val="num" w:pos="1440"/>
+        </w:tabs>
+        <w:ind w:left="1440" w:hanging="360"/>
+      </w:pPr>
+      <w:rPr>
+        <w:rFonts w:ascii="Courier New" w:hAnsi="Courier New" w:hint="default"/>
+        <w:sz w:val="20"/>
+      </w:rPr>
+    </w:lvl>
+    <w:lvl w:ilvl="2" w:tentative="1">
+      <w:start w:val="1"/>
+      <w:numFmt w:val="bullet"/>
+      <w:lvlText w:val=""/>
+      <w:lvlJc w:val="left"/>
+      <w:pPr>
+        <w:tabs>
+          <w:tab w:val="num" w:pos="2160"/>
+        </w:tabs>
+        <w:ind w:left="2160" w:hanging="360"/>
+      </w:pPr>
+      <w:rPr>
+        <w:rFonts w:ascii="Wingdings" w:hAnsi="Wingdings" w:hint="default"/>
+        <w:sz w:val="20"/>
+      </w:rPr>
+    </w:lvl>
+    <w:lvl w:ilvl="3" w:tentative="1">
+      <w:start w:val="1"/>
+      <w:numFmt w:val="bullet"/>
+      <w:lvlText w:val=""/>
+      <w:lvlJc w:val="left"/>
+      <w:pPr>
+        <w:tabs>
+          <w:tab w:val="num" w:pos="2880"/>
+        </w:tabs>
+        <w:ind w:left="2880" w:hanging="360"/>
+      </w:pPr>
+      <w:rPr>
+        <w:rFonts w:ascii="Wingdings" w:hAnsi="Wingdings" w:hint="default"/>
+        <w:sz w:val="20"/>
+      </w:rPr>
+    </w:lvl>
+    <w:lvl w:ilvl="4" w:tentative="1">
+      <w:start w:val="1"/>
+      <w:numFmt w:val="bullet"/>
+      <w:lvlText w:val=""/>
+      <w:lvlJc w:val="left"/>
+      <w:pPr>
+        <w:tabs>
+          <w:tab w:val="num" w:pos="3600"/>
+        </w:tabs>
+        <w:ind w:left="3600" w:hanging="360"/>
+      </w:pPr>
+      <w:rPr>
+        <w:rFonts w:ascii="Wingdings" w:hAnsi="Wingdings" w:hint="default"/>
+        <w:sz w:val="20"/>
+      </w:rPr>
+    </w:lvl>
+    <w:lvl w:ilvl="5" w:tentative="1">
+      <w:start w:val="1"/>
+      <w:numFmt w:val="bullet"/>
+      <w:lvlText w:val=""/>
+      <w:lvlJc w:val="left"/>
+      <w:pPr>
+        <w:tabs>
+          <w:tab w:val="num" w:pos="4320"/>
+        </w:tabs>
+        <w:ind w:left="4320" w:hanging="360"/>
+      </w:pPr>
+      <w:rPr>
+        <w:rFonts w:ascii="Wingdings" w:hAnsi="Wingdings" w:hint="default"/>
+        <w:sz w:val="20"/>
+      </w:rPr>
+    </w:lvl>
+    <w:lvl w:ilvl="6" w:tentative="1">
+      <w:start w:val="1"/>
+      <w:numFmt w:val="bullet"/>
+      <w:lvlText w:val=""/>
+      <w:lvlJc w:val="left"/>
+      <w:pPr>
+        <w:tabs>
+          <w:tab w:val="num" w:pos="5040"/>
+        </w:tabs>
+        <w:ind w:left="5040" w:hanging="360"/>
+      </w:pPr>
+      <w:rPr>
+        <w:rFonts w:ascii="Wingdings" w:hAnsi="Wingdings" w:hint="default"/>
+        <w:sz w:val="20"/>
+      </w:rPr>
+    </w:lvl>
+    <w:lvl w:ilvl="7" w:tentative="1">
+      <w:start w:val="1"/>
+      <w:numFmt w:val="bullet"/>
+      <w:lvlText w:val=""/>
+      <w:lvlJc w:val="left"/>
+      <w:pPr>
+        <w:tabs>
+          <w:tab w:val="num" w:pos="5760"/>
+        </w:tabs>
+        <w:ind w:left="5760" w:hanging="360"/>
+      </w:pPr>
+      <w:rPr>
+        <w:rFonts w:ascii="Wingdings" w:hAnsi="Wingdings" w:hint="default"/>
+        <w:sz w:val="20"/>
+      </w:rPr>
+    </w:lvl>
+    <w:lvl w:ilvl="8" w:tentative="1">
+      <w:start w:val="1"/>
+      <w:numFmt w:val="bullet"/>
+      <w:lvlText w:val=""/>
+      <w:lvlJc w:val="left"/>
+      <w:pPr>
+        <w:tabs>
+          <w:tab w:val="num" w:pos="6480"/>
+        </w:tabs>
+        <w:ind w:left="6480" w:hanging="360"/>
+      </w:pPr>
+      <w:rPr>
+        <w:rFonts w:ascii="Wingdings" w:hAnsi="Wingdings" w:hint="default"/>
+        <w:sz w:val="20"/>
+      </w:rPr>
+    </w:lvl>
+  </w:abstractNum>
+  <w:abstractNum w:abstractNumId="7" w15:restartNumberingAfterBreak="0">
     <w:nsid w:val="70E43045"/>
     <w:multiLevelType w:val="singleLevel"/>
     <w:tmpl w:val="206E8A82"/>
@@ -3171,7 +3884,7 @@
       </w:rPr>
     </w:lvl>
   </w:abstractNum>
-  <w:abstractNum w:abstractNumId="7" w15:restartNumberingAfterBreak="0">
+  <w:abstractNum w:abstractNumId="8" w15:restartNumberingAfterBreak="0">
     <w:nsid w:val="7C146235"/>
     <w:multiLevelType w:val="hybridMultilevel"/>
     <w:tmpl w:val="95AEB7BA"/>
@@ -3312,7 +4025,7 @@
     <w:abstractNumId w:val="4"/>
   </w:num>
   <w:num w:numId="5" w16cid:durableId="822425342">
-    <w:abstractNumId w:val="6"/>
+    <w:abstractNumId w:val="7"/>
   </w:num>
   <w:num w:numId="6" w16cid:durableId="861354">
     <w:abstractNumId w:val="3"/>
@@ -3351,7 +4064,10 @@
     <w:abstractNumId w:val="5"/>
   </w:num>
   <w:num w:numId="9" w16cid:durableId="1496065379">
-    <w:abstractNumId w:val="7"/>
+    <w:abstractNumId w:val="8"/>
+  </w:num>
+  <w:num w:numId="10" w16cid:durableId="802046219">
+    <w:abstractNumId w:val="6"/>
   </w:num>
 </w:numbering>
 </file>
@@ -3914,7 +4630,6 @@
   <w:style w:type="character" w:default="1" w:styleId="DefaultParagraphFont">
     <w:name w:val="Default Paragraph Font"/>
     <w:uiPriority w:val="1"/>
-    <w:semiHidden/>
     <w:unhideWhenUsed/>
   </w:style>
   <w:style w:type="table" w:default="1" w:styleId="TableNormal">
@@ -3950,7 +4665,7 @@
     <w:name w:val="toc 3"/>
     <w:basedOn w:val="Normal"/>
     <w:next w:val="Normal"/>
-    <w:semiHidden/>
+    <w:uiPriority w:val="39"/>
     <w:pPr>
       <w:ind w:left="480"/>
     </w:pPr>
@@ -3964,7 +4679,7 @@
     <w:name w:val="toc 2"/>
     <w:basedOn w:val="Normal"/>
     <w:next w:val="Normal"/>
-    <w:semiHidden/>
+    <w:uiPriority w:val="39"/>
     <w:pPr>
       <w:ind w:left="240"/>
     </w:pPr>
@@ -3977,7 +4692,7 @@
     <w:name w:val="toc 1"/>
     <w:basedOn w:val="Normal"/>
     <w:next w:val="Normal"/>
-    <w:semiHidden/>
+    <w:uiPriority w:val="39"/>
     <w:pPr>
       <w:spacing w:before="120" w:after="120"/>
     </w:pPr>
@@ -4205,7 +4920,7 @@
   <w:style w:type="character" w:styleId="Hyperlink">
     <w:name w:val="Hyperlink"/>
     <w:basedOn w:val="DefaultParagraphFont"/>
-    <w:semiHidden/>
+    <w:uiPriority w:val="99"/>
     <w:rPr>
       <w:color w:val="0000FF"/>
       <w:u w:val="single"/>
